--- a/klagomål/A 42153-2025 FSC-klagomål.docx
+++ b/klagomål/A 42153-2025 FSC-klagomål.docx
@@ -1118,7 +1118,7 @@
     <w:r>
       <w:tab/>
       <w:tab/>
-      <w:t>2026-09-14</w:t>
+      <w:t>2026-09-15</w:t>
       <w:br/>
       <w:br/>
     </w:r>

--- a/klagomål/A 42153-2025 FSC-klagomål.docx
+++ b/klagomål/A 42153-2025 FSC-klagomål.docx
@@ -1118,7 +1118,7 @@
     <w:r>
       <w:tab/>
       <w:tab/>
-      <w:t>2026-09-15</w:t>
+      <w:t>2026-09-16</w:t>
       <w:br/>
       <w:br/>
     </w:r>

--- a/klagomål/A 42153-2025 FSC-klagomål.docx
+++ b/klagomål/A 42153-2025 FSC-klagomål.docx
@@ -1118,7 +1118,7 @@
     <w:r>
       <w:tab/>
       <w:tab/>
-      <w:t>2026-09-16</w:t>
+      <w:t>2026-09-17</w:t>
       <w:br/>
       <w:br/>
     </w:r>

--- a/klagomål/A 42153-2025 FSC-klagomål.docx
+++ b/klagomål/A 42153-2025 FSC-klagomål.docx
@@ -1118,7 +1118,7 @@
     <w:r>
       <w:tab/>
       <w:tab/>
-      <w:t>2026-09-17</w:t>
+      <w:t>2026-09-18</w:t>
       <w:br/>
       <w:br/>
     </w:r>

--- a/klagomål/A 42153-2025 FSC-klagomål.docx
+++ b/klagomål/A 42153-2025 FSC-klagomål.docx
@@ -1118,7 +1118,7 @@
     <w:r>
       <w:tab/>
       <w:tab/>
-      <w:t>2026-09-18</w:t>
+      <w:t>2026-09-19</w:t>
       <w:br/>
       <w:br/>
     </w:r>

--- a/klagomål/A 42153-2025 FSC-klagomål.docx
+++ b/klagomål/A 42153-2025 FSC-klagomål.docx
@@ -1118,7 +1118,7 @@
     <w:r>
       <w:tab/>
       <w:tab/>
-      <w:t>2026-09-19</w:t>
+      <w:t>2026-09-21</w:t>
       <w:br/>
       <w:br/>
     </w:r>

--- a/klagomål/A 42153-2025 FSC-klagomål.docx
+++ b/klagomål/A 42153-2025 FSC-klagomål.docx
@@ -1118,7 +1118,7 @@
     <w:r>
       <w:tab/>
       <w:tab/>
-      <w:t>2026-09-21</w:t>
+      <w:t>2026-09-23</w:t>
       <w:br/>
       <w:br/>
     </w:r>

--- a/klagomål/A 42153-2025 FSC-klagomål.docx
+++ b/klagomål/A 42153-2025 FSC-klagomål.docx
@@ -1118,7 +1118,7 @@
     <w:r>
       <w:tab/>
       <w:tab/>
-      <w:t>2026-09-23</w:t>
+      <w:t>2026-09-24</w:t>
       <w:br/>
       <w:br/>
     </w:r>

--- a/klagomål/A 42153-2025 FSC-klagomål.docx
+++ b/klagomål/A 42153-2025 FSC-klagomål.docx
@@ -1118,7 +1118,7 @@
     <w:r>
       <w:tab/>
       <w:tab/>
-      <w:t>2026-09-24</w:t>
+      <w:t>2026-09-25</w:t>
       <w:br/>
       <w:br/>
     </w:r>

--- a/klagomål/A 42153-2025 FSC-klagomål.docx
+++ b/klagomål/A 42153-2025 FSC-klagomål.docx
@@ -1118,7 +1118,7 @@
     <w:r>
       <w:tab/>
       <w:tab/>
-      <w:t>2026-09-25</w:t>
+      <w:t>2026-09-26</w:t>
       <w:br/>
       <w:br/>
     </w:r>

--- a/klagomål/A 42153-2025 FSC-klagomål.docx
+++ b/klagomål/A 42153-2025 FSC-klagomål.docx
@@ -1118,7 +1118,7 @@
     <w:r>
       <w:tab/>
       <w:tab/>
-      <w:t>2026-09-26</w:t>
+      <w:t>2026-09-27</w:t>
       <w:br/>
       <w:br/>
     </w:r>

--- a/klagomål/A 42153-2025 FSC-klagomål.docx
+++ b/klagomål/A 42153-2025 FSC-klagomål.docx
@@ -1118,7 +1118,7 @@
     <w:r>
       <w:tab/>
       <w:tab/>
-      <w:t>2026-09-27</w:t>
+      <w:t>2026-09-28</w:t>
       <w:br/>
       <w:br/>
     </w:r>

--- a/klagomål/A 42153-2025 FSC-klagomål.docx
+++ b/klagomål/A 42153-2025 FSC-klagomål.docx
@@ -1118,7 +1118,7 @@
     <w:r>
       <w:tab/>
       <w:tab/>
-      <w:t>2026-09-28</w:t>
+      <w:t>2026-09-29</w:t>
       <w:br/>
       <w:br/>
     </w:r>

--- a/klagomål/A 42153-2025 FSC-klagomål.docx
+++ b/klagomål/A 42153-2025 FSC-klagomål.docx
@@ -1118,7 +1118,7 @@
     <w:r>
       <w:tab/>
       <w:tab/>
-      <w:t>2026-09-29</w:t>
+      <w:t>2026-09-30</w:t>
       <w:br/>
       <w:br/>
     </w:r>

--- a/klagomål/A 42153-2025 FSC-klagomål.docx
+++ b/klagomål/A 42153-2025 FSC-klagomål.docx
@@ -1118,7 +1118,7 @@
     <w:r>
       <w:tab/>
       <w:tab/>
-      <w:t>2026-09-30</w:t>
+      <w:t>2026-10-01</w:t>
       <w:br/>
       <w:br/>
     </w:r>

--- a/klagomål/A 42153-2025 FSC-klagomål.docx
+++ b/klagomål/A 42153-2025 FSC-klagomål.docx
@@ -1118,7 +1118,7 @@
     <w:r>
       <w:tab/>
       <w:tab/>
-      <w:t>2026-10-01</w:t>
+      <w:t>2026-10-02</w:t>
       <w:br/>
       <w:br/>
     </w:r>

--- a/klagomål/A 42153-2025 FSC-klagomål.docx
+++ b/klagomål/A 42153-2025 FSC-klagomål.docx
@@ -1118,7 +1118,7 @@
     <w:r>
       <w:tab/>
       <w:tab/>
-      <w:t>2026-10-02</w:t>
+      <w:t>2026-10-03</w:t>
       <w:br/>
       <w:br/>
     </w:r>

--- a/klagomål/A 42153-2025 FSC-klagomål.docx
+++ b/klagomål/A 42153-2025 FSC-klagomål.docx
@@ -1118,7 +1118,7 @@
     <w:r>
       <w:tab/>
       <w:tab/>
-      <w:t>2026-10-03</w:t>
+      <w:t>2026-10-04</w:t>
       <w:br/>
       <w:br/>
     </w:r>

--- a/klagomål/A 42153-2025 FSC-klagomål.docx
+++ b/klagomål/A 42153-2025 FSC-klagomål.docx
@@ -178,7 +178,7 @@
       <w:r>
         <w:drawing>
           <wp:inline xmlns:a="http://schemas.openxmlformats.org/drawingml/2006/main" xmlns:pic="http://schemas.openxmlformats.org/drawingml/2006/picture">
-            <wp:extent cx="5486400" cy="4177960"/>
+            <wp:extent cx="5486400" cy="4170418"/>
             <wp:docPr id="1" name="Picture 1"/>
             <wp:cNvGraphicFramePr>
               <a:graphicFrameLocks noChangeAspect="1"/>
@@ -199,7 +199,7 @@
                   <pic:spPr>
                     <a:xfrm>
                       <a:off x="0" y="0"/>
-                      <a:ext cx="5486400" cy="4177960"/>
+                      <a:ext cx="5486400" cy="4170418"/>
                     </a:xfrm>
                     <a:prstGeom prst="rect"/>
                   </pic:spPr>
@@ -221,7 +221,7 @@
     </w:p>
     <w:p>
       <w:r>
-        <w:t>I och inom 1 meter från avverkningsanmälan finns fynd av 11 naturvårdsarter, varav 6 är rödlistade, 3 är fridlysta, 7 är typiska (T) och 3 är signalarter (S): kolflarnlav (NT, T), rynkskinn (NT, T), tallticka (NT, T), talltita (NT, §4), ullticka (NT, T), vedskivlav (NT, T), blåmossa (S, T), brandticka (S), vågbandad barkbock (S), spillkråka (T, §4) och kungsfågel (§4). Se Figur 1.</w:t>
+        <w:t>I och inom 1 meter från avverkningsanmälan finns fynd av 15 naturvårdsarter, varav 6 är rödlistade, 5 är fridlysta, 11 är typiska (T) och 5 är signalarter (S): kolflarnlav (NT, T), rynkskinn (NT, T), tallticka (NT, T), talltita (NT, §4), ullticka (NT, T), vedskivlav (NT, T), blodticka (S, T), blåmossa (S, T), brandticka (S), grovticka (S, T), vågbandad barkbock (S), spillkråka (T, §4), tjäder (T, §4), tofsmes (T, §4) och kungsfågel (§4). Se Figur 1.</w:t>
       </w:r>
     </w:p>
     <w:p>
@@ -417,6 +417,26 @@
         <w:rPr>
           <w:b/>
         </w:rPr>
+        <w:t xml:space="preserve">Blodticka </w:t>
+      </w:r>
+      <w:r>
+        <w:t xml:space="preserve">är i norra Sverige främst knuten till grova granlågor i urskogsartad barrskog, men förekommer ibland även på klenare granar i anslutning till bäckar och sumpskogar. Den är en bra indikator på granskogar med höga naturvärden och oftast förekommer den tillsammans med ett stort antal ovanliga och rödlistade arter. I södra Sverige växer den framför allt på tall och har då ett lägre signalvärde. Blodticka är typisk art för </w:t>
+      </w:r>
+      <w:r>
+        <w:rPr>
+          <w:i/>
+        </w:rPr>
+        <w:t>9030 Landhöjningsskog</w:t>
+      </w:r>
+      <w:r>
+        <w:t xml:space="preserve"> (SLU Artdatabanken, 2025; Nitare &amp; Skogsstyrelsen, 2019).</w:t>
+      </w:r>
+    </w:p>
+    <w:p>
+      <w:r>
+        <w:rPr>
+          <w:b/>
+        </w:rPr>
         <w:t xml:space="preserve">Blåmossa </w:t>
       </w:r>
       <w:r>
@@ -457,6 +477,26 @@
         <w:rPr>
           <w:b/>
         </w:rPr>
+        <w:t>Grovticka</w:t>
+      </w:r>
+      <w:r>
+        <w:t xml:space="preserve"> är i skogslandskapet främst knuten till naturskogsartad äldre barrskog. Den är där en värdefull ”gammelskogsindikator” och påträffas mest vid tallar som är över 200 år gamla.  Grovticka är typisk art för </w:t>
+      </w:r>
+      <w:r>
+        <w:rPr>
+          <w:i/>
+        </w:rPr>
+        <w:t xml:space="preserve">9060 Åsbarrskog </w:t>
+      </w:r>
+      <w:r>
+        <w:t>(Nitare &amp; Skogsstyrelsen, 2019; SLU Artdatabanken, 2025).</w:t>
+      </w:r>
+    </w:p>
+    <w:p>
+      <w:r>
+        <w:rPr>
+          <w:b/>
+        </w:rPr>
         <w:t xml:space="preserve">Vågbandad barkbock </w:t>
       </w:r>
       <w:r>
@@ -490,6 +530,55 @@
       </w:r>
       <w:r>
         <w:t>. Den behöver grova träd, främst tall, asp och bok som boträd. Skogsbruk med korta omloppstider och täta, homogena ungskogar utgör det största hotet. Spillkråka är en nyckelart i skogliga miljöer vars övergivna bohål utnyttjas av flera andra hålhäckande fågelarter och fladdermöss, däribland pärluggla (EN, §4), knipa (§4), salskrake (§4) och skogsduva (§4). Hökuggla (VU, §4) och slaguggla (§4) häckar ofta i högstubbar som brutits av i höjd med ett gammalt spillkråkebo (SLU Artdatabanken, 2026; Skogsstyrelsen, 2016).</w:t>
+      </w:r>
+    </w:p>
+    <w:p>
+      <w:r>
+        <w:rPr>
+          <w:b/>
+        </w:rPr>
+        <w:t>Tjäder (§4)</w:t>
+      </w:r>
+      <w:r>
+        <w:t xml:space="preserve"> omfattas av bilaga 1 och 2 EU:s fågeldirektiv och är typisk art för </w:t>
+      </w:r>
+      <w:r>
+        <w:rPr>
+          <w:i/>
+        </w:rPr>
+        <w:t xml:space="preserve">9010 Taiga </w:t>
+      </w:r>
+      <w:r>
+        <w:t xml:space="preserve">och </w:t>
+      </w:r>
+      <w:r>
+        <w:rPr>
+          <w:i/>
+        </w:rPr>
+        <w:t>9740 Skogsbevuxen myr</w:t>
+      </w:r>
+      <w:r>
+        <w:t>. Tjädern är en utpräglad skogsfågel knuten till större sammanhängande barrskogsområden. Tupparna och hönorna utnyttjar till viss del olika miljöer, och habitatvalet varierar dessutom mellan olika delar av året. För att det ska finnas livskraftiga tjäderbestånd krävs funktionella skogslandskap med en blandning av uppvuxen, gles och luckig skog, täta sumpskogar, myrar och andra små våtmarker. Arten försvinner när skogen fragmenteras och den sammanlagda arealen hyggen och andra öppna områden blir för stor. Ett småskaligt och försiktigt virkesuttag genom hyggesfria metoder kan i vissa fall vara möjligt i området inom 200 m från lekcentrum. Längre ut från lekcentrum, inom 200–500 m bör den avverkade ytan inte överskrida 1 hektar för att undvika alltför stora och snabba förändringar (Skogsstyrelsen, 2019; SLU Artdatabanken, 2024).</w:t>
+      </w:r>
+    </w:p>
+    <w:p>
+      <w:r>
+        <w:rPr>
+          <w:b/>
+        </w:rPr>
+        <w:t>Tofsmes (§4)</w:t>
+      </w:r>
+      <w:r>
+        <w:t xml:space="preserve"> häckar i barr- och blandskog, främst i tallskog. Tofsmes är typisk art för </w:t>
+      </w:r>
+      <w:r>
+        <w:rPr>
+          <w:i/>
+        </w:rPr>
+        <w:t xml:space="preserve">9010 Taiga </w:t>
+      </w:r>
+      <w:r>
+        <w:t>(SLU Artdatabanken, 2025).</w:t>
       </w:r>
     </w:p>
     <w:p>
@@ -598,7 +687,7 @@
         <w:rPr>
           <w:i/>
         </w:rPr>
-        <w:t>I det avverkningsanmälda skogsområdet har 11 naturvårdsarter varav 6 rödlistade arter sina livsmiljöer och växtplatser.</w:t>
+        <w:t>I det avverkningsanmälda skogsområdet har 15 naturvårdsarter varav 6 rödlistade arter sina livsmiljöer och växtplatser.</w:t>
       </w:r>
     </w:p>
     <w:p>
@@ -988,6 +1077,75 @@
       </w:r>
       <w:r>
         <w:t>SLU Artdatabanken, Uppsala.</w:t>
+      </w:r>
+    </w:p>
+    <w:p>
+      <w:pPr>
+        <w:pStyle w:val="Heading1"/>
+      </w:pPr>
+      <w:r>
+        <w:t>Tjäder – ekologi samt krav på livsmiljön</w:t>
+      </w:r>
+    </w:p>
+    <w:p>
+      <w:r>
+        <w:t xml:space="preserve">Tjäder (§4) omfattas av bilaga 1 och 2 EU:s fågeldirektiv och är typisk art för </w:t>
+      </w:r>
+      <w:r>
+        <w:rPr>
+          <w:i/>
+        </w:rPr>
+        <w:t xml:space="preserve">9010 Taiga </w:t>
+      </w:r>
+      <w:r>
+        <w:t xml:space="preserve">och </w:t>
+      </w:r>
+      <w:r>
+        <w:rPr>
+          <w:i/>
+        </w:rPr>
+        <w:t>9740 Skogsbevuxen myr</w:t>
+      </w:r>
+      <w:r>
+        <w:t>. Tjädern är en utpräglad skogsfågel knuten till större sammanhängande barrskogsområden. Tupparna och hönorna utnyttjar till viss del olika miljöer, och habitatvalet varierar dessutom mellan olika delar av året. För att det ska finnas livskraftiga tjäderbestånd krävs funktionella skogslandskap med en blandning av uppvuxen, gles och luckig skog, täta sumpskogar, myrar och andra små våtmarker (Skogsstyrelsen, 2019; SLU Artdatabanken 2024).</w:t>
+      </w:r>
+    </w:p>
+    <w:p>
+      <w:r>
+        <w:t>Arten försvinner när skogen fragmenteras och den sammanlagda arealen hyggen och andra öppna områden blir för stor. Ett småskaligt och försiktigt virkesuttag genom hyggesfria metoder kan i vissa fall vara möjligt i området inom 200 m från lekcentrum. Längre ut från lekcentrum, inom 200–500 m bör den avverkade ytan inte överskrida 1 hektar för att undvika alltför stora och snabba förändringar (Skogsstyrelsen, 2019).</w:t>
+      </w:r>
+    </w:p>
+    <w:p>
+      <w:pPr>
+        <w:pStyle w:val="Heading2"/>
+      </w:pPr>
+      <w:r>
+        <w:t>Referenser – tjäder</w:t>
+      </w:r>
+    </w:p>
+    <w:p>
+      <w:r>
+        <w:t xml:space="preserve">Skogsstyrelsen, 2019. </w:t>
+      </w:r>
+      <w:r>
+        <w:rPr>
+          <w:i/>
+        </w:rPr>
+        <w:t>Vägledning för hänsyn till fåglar – tjäder.</w:t>
+      </w:r>
+    </w:p>
+    <w:p>
+      <w:r>
+        <w:t xml:space="preserve">SLU Artdatabanken, 2024. </w:t>
+      </w:r>
+      <w:r>
+        <w:rPr>
+          <w:i/>
+        </w:rPr>
+        <w:t xml:space="preserve">Artfaktablad. Naturvård – artfakta. </w:t>
+      </w:r>
+      <w:r>
+        <w:t>SLU Artdatabanken, Uppsala</w:t>
       </w:r>
     </w:p>
     <w:sectPr>
@@ -1118,7 +1276,7 @@
     <w:r>
       <w:tab/>
       <w:tab/>
-      <w:t>2026-10-04</w:t>
+      <w:t>2026-10-05</w:t>
       <w:br/>
       <w:br/>
     </w:r>

--- a/klagomål/A 42153-2025 FSC-klagomål.docx
+++ b/klagomål/A 42153-2025 FSC-klagomål.docx
@@ -178,7 +178,7 @@
       <w:r>
         <w:drawing>
           <wp:inline xmlns:a="http://schemas.openxmlformats.org/drawingml/2006/main" xmlns:pic="http://schemas.openxmlformats.org/drawingml/2006/picture">
-            <wp:extent cx="5486400" cy="4170418"/>
+            <wp:extent cx="5486400" cy="4287311"/>
             <wp:docPr id="1" name="Picture 1"/>
             <wp:cNvGraphicFramePr>
               <a:graphicFrameLocks noChangeAspect="1"/>
@@ -199,7 +199,7 @@
                   <pic:spPr>
                     <a:xfrm>
                       <a:off x="0" y="0"/>
-                      <a:ext cx="5486400" cy="4170418"/>
+                      <a:ext cx="5486400" cy="4287311"/>
                     </a:xfrm>
                     <a:prstGeom prst="rect"/>
                   </pic:spPr>
@@ -221,7 +221,7 @@
     </w:p>
     <w:p>
       <w:r>
-        <w:t>I och inom 1 meter från avverkningsanmälan finns fynd av 15 naturvårdsarter, varav 6 är rödlistade, 5 är fridlysta, 11 är typiska (T) och 5 är signalarter (S): kolflarnlav (NT, T), rynkskinn (NT, T), tallticka (NT, T), talltita (NT, §4), ullticka (NT, T), vedskivlav (NT, T), blodticka (S, T), blåmossa (S, T), brandticka (S), grovticka (S, T), vågbandad barkbock (S), spillkråka (T, §4), tjäder (T, §4), tofsmes (T, §4) och kungsfågel (§4). Se Figur 1.</w:t>
+        <w:t>I och inom 1 meter från avverkningsanmälan finns fynd av 18 naturvårdsarter, varav 7 är rödlistade, 7 är fridlysta, 13 är typiska (T) och 5 är signalarter (S): kolflarnlav (NT, T), motaggsvamp (NT, T), rynkskinn (NT, T), tallticka (NT, T), talltita (NT, §4), ullticka (NT, T), vedskivlav (NT, T), blodticka (S, T), blåmossa (S, T), brandticka (S), grovticka (S, T), vågbandad barkbock (S), spillkråka (T, §4), stjärtmes (T, §4), tjäder (T, §4), tofsmes (T, §4), kungsfågel (§4) och vanlig groda (§6). Se Figur 1.</w:t>
       </w:r>
     </w:p>
     <w:p>
@@ -272,6 +272,26 @@
         <w:rPr>
           <w:b/>
         </w:rPr>
+        <w:t xml:space="preserve">Motaggsvamp (NT) </w:t>
+      </w:r>
+      <w:r>
+        <w:t xml:space="preserve">bildar mykorrhiza med tall i tallskog och hittas huvudsakligen i äldre, glesare skogsbestånd och hällmarksimpediment. Arten hotas främst av skogsavverkning och tycks försvinna efter slutavverkning, markberedning och plantering. Motaggsvamp är typisk art för </w:t>
+      </w:r>
+      <w:r>
+        <w:rPr>
+          <w:i/>
+        </w:rPr>
+        <w:t>9010 Taiga</w:t>
+      </w:r>
+      <w:r>
+        <w:t xml:space="preserve"> (SLU Artdatabanken, 2024).</w:t>
+      </w:r>
+    </w:p>
+    <w:p>
+      <w:r>
+        <w:rPr>
+          <w:b/>
+        </w:rPr>
         <w:t>Rynkskinn (NT)</w:t>
       </w:r>
       <w:r>
@@ -530,6 +550,35 @@
       </w:r>
       <w:r>
         <w:t>. Den behöver grova träd, främst tall, asp och bok som boträd. Skogsbruk med korta omloppstider och täta, homogena ungskogar utgör det största hotet. Spillkråka är en nyckelart i skogliga miljöer vars övergivna bohål utnyttjas av flera andra hålhäckande fågelarter och fladdermöss, däribland pärluggla (EN, §4), knipa (§4), salskrake (§4) och skogsduva (§4). Hökuggla (VU, §4) och slaguggla (§4) häckar ofta i högstubbar som brutits av i höjd med ett gammalt spillkråkebo (SLU Artdatabanken, 2026; Skogsstyrelsen, 2016).</w:t>
+      </w:r>
+    </w:p>
+    <w:p>
+      <w:r>
+        <w:rPr>
+          <w:b/>
+        </w:rPr>
+        <w:t>Stjärtmes (§4)</w:t>
+      </w:r>
+      <w:r>
+        <w:t xml:space="preserve"> häckar i löv- och blandskog. Studier har visat att den behöver ca 15 % medelålders till äldre lövrika bestånd (&gt;50 % löv), om avståndet mellan bestånden är 500 m. Stjärtmes är fridlyst enligt 4§ artskyddsförordningen och typisk art för </w:t>
+      </w:r>
+      <w:r>
+        <w:rPr>
+          <w:i/>
+        </w:rPr>
+        <w:t>9010 Taiga, 9030 Landhöjningsskog, 9080 Lövsumpskog</w:t>
+      </w:r>
+      <w:r>
+        <w:t xml:space="preserve"> och</w:t>
+      </w:r>
+      <w:r>
+        <w:rPr>
+          <w:i/>
+        </w:rPr>
+        <w:t xml:space="preserve"> 9750 Svämlövskog </w:t>
+      </w:r>
+      <w:r>
+        <w:t>(Jansson, 1999; Skogsstyrelsen, 2014; SLU Artdatabanken, 2025).</w:t>
       </w:r>
     </w:p>
     <w:p>
@@ -687,7 +736,7 @@
         <w:rPr>
           <w:i/>
         </w:rPr>
-        <w:t>I det avverkningsanmälda skogsområdet har 15 naturvårdsarter varav 6 rödlistade arter sina livsmiljöer och växtplatser.</w:t>
+        <w:t>I det avverkningsanmälda skogsområdet har 18 naturvårdsarter varav 7 rödlistade arter sina livsmiljöer och växtplatser.</w:t>
       </w:r>
     </w:p>
     <w:p>
@@ -1276,7 +1325,7 @@
     <w:r>
       <w:tab/>
       <w:tab/>
-      <w:t>2026-10-05</w:t>
+      <w:t>2026-10-06</w:t>
       <w:br/>
       <w:br/>
     </w:r>

--- a/klagomål/A 42153-2025 FSC-klagomål.docx
+++ b/klagomål/A 42153-2025 FSC-klagomål.docx
@@ -1325,7 +1325,7 @@
     <w:r>
       <w:tab/>
       <w:tab/>
-      <w:t>2026-10-06</w:t>
+      <w:t>2026-10-07</w:t>
       <w:br/>
       <w:br/>
     </w:r>

--- a/klagomål/A 42153-2025 FSC-klagomål.docx
+++ b/klagomål/A 42153-2025 FSC-klagomål.docx
@@ -1325,7 +1325,7 @@
     <w:r>
       <w:tab/>
       <w:tab/>
-      <w:t>2026-10-07</w:t>
+      <w:t>2026-10-08</w:t>
       <w:br/>
       <w:br/>
     </w:r>

--- a/klagomål/A 42153-2025 FSC-klagomål.docx
+++ b/klagomål/A 42153-2025 FSC-klagomål.docx
@@ -1325,7 +1325,7 @@
     <w:r>
       <w:tab/>
       <w:tab/>
-      <w:t>2026-10-08</w:t>
+      <w:t>2026-10-09</w:t>
       <w:br/>
       <w:br/>
     </w:r>

--- a/klagomål/A 42153-2025 FSC-klagomål.docx
+++ b/klagomål/A 42153-2025 FSC-klagomål.docx
@@ -1325,7 +1325,7 @@
     <w:r>
       <w:tab/>
       <w:tab/>
-      <w:t>2026-10-09</w:t>
+      <w:t>2026-10-10</w:t>
       <w:br/>
       <w:br/>
     </w:r>

--- a/klagomål/A 42153-2025 FSC-klagomål.docx
+++ b/klagomål/A 42153-2025 FSC-klagomål.docx
@@ -1325,7 +1325,7 @@
     <w:r>
       <w:tab/>
       <w:tab/>
-      <w:t>2026-10-10</w:t>
+      <w:t>2026-10-11</w:t>
       <w:br/>
       <w:br/>
     </w:r>

--- a/klagomål/A 42153-2025 FSC-klagomål.docx
+++ b/klagomål/A 42153-2025 FSC-klagomål.docx
@@ -1325,7 +1325,7 @@
     <w:r>
       <w:tab/>
       <w:tab/>
-      <w:t>2026-10-11</w:t>
+      <w:t>2026-10-12</w:t>
       <w:br/>
       <w:br/>
     </w:r>

--- a/klagomål/A 42153-2025 FSC-klagomål.docx
+++ b/klagomål/A 42153-2025 FSC-klagomål.docx
@@ -1325,7 +1325,7 @@
     <w:r>
       <w:tab/>
       <w:tab/>
-      <w:t>2026-10-12</w:t>
+      <w:t>2026-10-13</w:t>
       <w:br/>
       <w:br/>
     </w:r>

--- a/klagomål/A 42153-2025 FSC-klagomål.docx
+++ b/klagomål/A 42153-2025 FSC-klagomål.docx
@@ -1325,7 +1325,7 @@
     <w:r>
       <w:tab/>
       <w:tab/>
-      <w:t>2026-10-13</w:t>
+      <w:t>2026-10-14</w:t>
       <w:br/>
       <w:br/>
     </w:r>

--- a/klagomål/A 42153-2025 FSC-klagomål.docx
+++ b/klagomål/A 42153-2025 FSC-klagomål.docx
@@ -1325,7 +1325,7 @@
     <w:r>
       <w:tab/>
       <w:tab/>
-      <w:t>2026-10-14</w:t>
+      <w:t>2026-10-15</w:t>
       <w:br/>
       <w:br/>
     </w:r>

--- a/klagomål/A 42153-2025 FSC-klagomål.docx
+++ b/klagomål/A 42153-2025 FSC-klagomål.docx
@@ -1325,7 +1325,7 @@
     <w:r>
       <w:tab/>
       <w:tab/>
-      <w:t>2026-10-15</w:t>
+      <w:t>2026-10-16</w:t>
       <w:br/>
       <w:br/>
     </w:r>

--- a/klagomål/A 42153-2025 FSC-klagomål.docx
+++ b/klagomål/A 42153-2025 FSC-klagomål.docx
@@ -1325,7 +1325,7 @@
     <w:r>
       <w:tab/>
       <w:tab/>
-      <w:t>2026-10-16</w:t>
+      <w:t>2026-10-17</w:t>
       <w:br/>
       <w:br/>
     </w:r>

--- a/klagomål/A 42153-2025 FSC-klagomål.docx
+++ b/klagomål/A 42153-2025 FSC-klagomål.docx
@@ -1325,7 +1325,7 @@
     <w:r>
       <w:tab/>
       <w:tab/>
-      <w:t>2026-10-17</w:t>
+      <w:t>2026-10-18</w:t>
       <w:br/>
       <w:br/>
     </w:r>

--- a/klagomål/A 42153-2025 FSC-klagomål.docx
+++ b/klagomål/A 42153-2025 FSC-klagomål.docx
@@ -1325,7 +1325,7 @@
     <w:r>
       <w:tab/>
       <w:tab/>
-      <w:t>2026-10-18</w:t>
+      <w:t>2026-10-19</w:t>
       <w:br/>
       <w:br/>
     </w:r>

--- a/klagomål/A 42153-2025 FSC-klagomål.docx
+++ b/klagomål/A 42153-2025 FSC-klagomål.docx
@@ -1325,7 +1325,7 @@
     <w:r>
       <w:tab/>
       <w:tab/>
-      <w:t>2026-10-19</w:t>
+      <w:t>2026-10-20</w:t>
       <w:br/>
       <w:br/>
     </w:r>

--- a/klagomål/A 42153-2025 FSC-klagomål.docx
+++ b/klagomål/A 42153-2025 FSC-klagomål.docx
@@ -1325,7 +1325,7 @@
     <w:r>
       <w:tab/>
       <w:tab/>
-      <w:t>2026-10-20</w:t>
+      <w:t>2026-10-21</w:t>
       <w:br/>
       <w:br/>
     </w:r>

--- a/klagomål/A 42153-2025 FSC-klagomål.docx
+++ b/klagomål/A 42153-2025 FSC-klagomål.docx
@@ -1325,7 +1325,7 @@
     <w:r>
       <w:tab/>
       <w:tab/>
-      <w:t>2026-10-21</w:t>
+      <w:t>2026-10-22</w:t>
       <w:br/>
       <w:br/>
     </w:r>

--- a/klagomål/A 42153-2025 FSC-klagomål.docx
+++ b/klagomål/A 42153-2025 FSC-klagomål.docx
@@ -1325,7 +1325,7 @@
     <w:r>
       <w:tab/>
       <w:tab/>
-      <w:t>2026-10-22</w:t>
+      <w:t>2026-10-23</w:t>
       <w:br/>
       <w:br/>
     </w:r>

--- a/klagomål/A 42153-2025 FSC-klagomål.docx
+++ b/klagomål/A 42153-2025 FSC-klagomål.docx
@@ -1325,7 +1325,7 @@
     <w:r>
       <w:tab/>
       <w:tab/>
-      <w:t>2026-10-23</w:t>
+      <w:t>2026-10-24</w:t>
       <w:br/>
       <w:br/>
     </w:r>

--- a/klagomål/A 42153-2025 FSC-klagomål.docx
+++ b/klagomål/A 42153-2025 FSC-klagomål.docx
@@ -1325,7 +1325,7 @@
     <w:r>
       <w:tab/>
       <w:tab/>
-      <w:t>2026-10-24</w:t>
+      <w:t>2026-10-25</w:t>
       <w:br/>
       <w:br/>
     </w:r>

--- a/klagomål/A 42153-2025 FSC-klagomål.docx
+++ b/klagomål/A 42153-2025 FSC-klagomål.docx
@@ -1325,7 +1325,7 @@
     <w:r>
       <w:tab/>
       <w:tab/>
-      <w:t>2026-10-25</w:t>
+      <w:t>2026-10-26</w:t>
       <w:br/>
       <w:br/>
     </w:r>

--- a/klagomål/A 42153-2025 FSC-klagomål.docx
+++ b/klagomål/A 42153-2025 FSC-klagomål.docx
@@ -1325,7 +1325,7 @@
     <w:r>
       <w:tab/>
       <w:tab/>
-      <w:t>2026-10-26</w:t>
+      <w:t>2026-10-27</w:t>
       <w:br/>
       <w:br/>
     </w:r>

--- a/klagomål/A 42153-2025 FSC-klagomål.docx
+++ b/klagomål/A 42153-2025 FSC-klagomål.docx
@@ -1325,7 +1325,7 @@
     <w:r>
       <w:tab/>
       <w:tab/>
-      <w:t>2026-10-27</w:t>
+      <w:t>2026-10-28</w:t>
       <w:br/>
       <w:br/>
     </w:r>

--- a/klagomål/A 42153-2025 FSC-klagomål.docx
+++ b/klagomål/A 42153-2025 FSC-klagomål.docx
@@ -1325,7 +1325,7 @@
     <w:r>
       <w:tab/>
       <w:tab/>
-      <w:t>2026-10-28</w:t>
+      <w:t>2026-10-29</w:t>
       <w:br/>
       <w:br/>
     </w:r>

--- a/klagomål/A 42153-2025 FSC-klagomål.docx
+++ b/klagomål/A 42153-2025 FSC-klagomål.docx
@@ -1325,7 +1325,7 @@
     <w:r>
       <w:tab/>
       <w:tab/>
-      <w:t>2026-10-29</w:t>
+      <w:t>2026-10-31</w:t>
       <w:br/>
       <w:br/>
     </w:r>
